--- a/pr-preview/pr-412/nonparametric-models-handout.docx
+++ b/pr-preview/pr-412/nonparametric-models-handout.docx
@@ -15,7 +15,7 @@
         <w:pStyle w:val="Date"/>
       </w:pPr>
       <w:r>
-        <w:t xml:space="preserve">Last modified: 2026-10-21 11:52:50 (PDT)</w:t>
+        <w:t xml:space="preserve">Last modified: 2026-10-26 11:08:19 (PDT)</w:t>
       </w:r>
     </w:p>
     <w:bookmarkStart w:id="14" w:name="empirical-distribution"/>
@@ -6700,6 +6700,15 @@
                     <w:t xml:space="preserve">(</w:t>
                   </w:r>
                   <w:r>
+                    <w:br/>
+                  </w:r>
+                  <w:r>
+                    <w:rPr>
+                      <w:rStyle w:val="NormalTok"/>
+                    </w:rPr>
+                    <w:t xml:space="preserve">    </w:t>
+                  </w:r>
+                  <w:r>
                     <w:rPr>
                       <w:rStyle w:val="AttributeTok"/>
                     </w:rPr>
@@ -6715,13 +6724,22 @@
                     <w:rPr>
                       <w:rStyle w:val="StringTok"/>
                     </w:rPr>
-                    <w:t xml:space="preserve">"t"</w:t>
-                  </w:r>
-                  <w:r>
-                    <w:rPr>
-                      <w:rStyle w:val="NormalTok"/>
-                    </w:rPr>
-                    <w:t xml:space="preserve">, </w:t>
+                    <w:t xml:space="preserve">"Value, t"</w:t>
+                  </w:r>
+                  <w:r>
+                    <w:rPr>
+                      <w:rStyle w:val="NormalTok"/>
+                    </w:rPr>
+                    <w:t xml:space="preserve">,</w:t>
+                  </w:r>
+                  <w:r>
+                    <w:br/>
+                  </w:r>
+                  <w:r>
+                    <w:rPr>
+                      <w:rStyle w:val="NormalTok"/>
+                    </w:rPr>
+                    <w:t xml:space="preserve">    </w:t>
                   </w:r>
                   <w:r>
                     <w:rPr>
@@ -6749,6 +6767,30 @@
                   </w:r>
                   <w:r>
                     <w:rPr>
+                      <w:rStyle w:val="StringTok"/>
+                    </w:rPr>
+                    <w:t xml:space="preserve">"Empirical CDF, "</w:t>
+                  </w:r>
+                  <w:r>
+                    <w:rPr>
+                      <w:rStyle w:val="NormalTok"/>
+                    </w:rPr>
+                    <w:t xml:space="preserve"> </w:t>
+                  </w:r>
+                  <w:r>
+                    <w:rPr>
+                      <w:rStyle w:val="SpecialCharTok"/>
+                    </w:rPr>
+                    <w:t xml:space="preserve">*</w:t>
+                  </w:r>
+                  <w:r>
+                    <w:rPr>
+                      <w:rStyle w:val="NormalTok"/>
+                    </w:rPr>
+                    <w:t xml:space="preserve"> </w:t>
+                  </w:r>
+                  <w:r>
+                    <w:rPr>
                       <w:rStyle w:val="FunctionTok"/>
                     </w:rPr>
                     <w:t xml:space="preserve">hat</w:t>
@@ -6781,7 +6823,16 @@
                     <w:rPr>
                       <w:rStyle w:val="NormalTok"/>
                     </w:rPr>
-                    <w:t xml:space="preserve">))(t))) </w:t>
+                    <w:t xml:space="preserve">))(t))</w:t>
+                  </w:r>
+                  <w:r>
+                    <w:br/>
+                  </w:r>
+                  <w:r>
+                    <w:rPr>
+                      <w:rStyle w:val="NormalTok"/>
+                    </w:rPr>
+                    <w:t xml:space="preserve">  ) </w:t>
                   </w:r>
                   <w:r>
                     <w:rPr>
@@ -7795,6 +7846,15 @@
                     <w:t xml:space="preserve">(</w:t>
                   </w:r>
                   <w:r>
+                    <w:br/>
+                  </w:r>
+                  <w:r>
+                    <w:rPr>
+                      <w:rStyle w:val="NormalTok"/>
+                    </w:rPr>
+                    <w:t xml:space="preserve">    </w:t>
+                  </w:r>
+                  <w:r>
                     <w:rPr>
                       <w:rStyle w:val="AttributeTok"/>
                     </w:rPr>
@@ -7810,13 +7870,22 @@
                     <w:rPr>
                       <w:rStyle w:val="StringTok"/>
                     </w:rPr>
-                    <w:t xml:space="preserve">"p"</w:t>
-                  </w:r>
-                  <w:r>
-                    <w:rPr>
-                      <w:rStyle w:val="NormalTok"/>
-                    </w:rPr>
-                    <w:t xml:space="preserve">, </w:t>
+                    <w:t xml:space="preserve">"Probability, p"</w:t>
+                  </w:r>
+                  <w:r>
+                    <w:rPr>
+                      <w:rStyle w:val="NormalTok"/>
+                    </w:rPr>
+                    <w:t xml:space="preserve">,</w:t>
+                  </w:r>
+                  <w:r>
+                    <w:br/>
+                  </w:r>
+                  <w:r>
+                    <w:rPr>
+                      <w:rStyle w:val="NormalTok"/>
+                    </w:rPr>
+                    <w:t xml:space="preserve">    </w:t>
                   </w:r>
                   <w:r>
                     <w:rPr>
@@ -7844,6 +7913,30 @@
                   </w:r>
                   <w:r>
                     <w:rPr>
+                      <w:rStyle w:val="StringTok"/>
+                    </w:rPr>
+                    <w:t xml:space="preserve">"Sample quantile, "</w:t>
+                  </w:r>
+                  <w:r>
+                    <w:rPr>
+                      <w:rStyle w:val="NormalTok"/>
+                    </w:rPr>
+                    <w:t xml:space="preserve"> </w:t>
+                  </w:r>
+                  <w:r>
+                    <w:rPr>
+                      <w:rStyle w:val="SpecialCharTok"/>
+                    </w:rPr>
+                    <w:t xml:space="preserve">*</w:t>
+                  </w:r>
+                  <w:r>
+                    <w:rPr>
+                      <w:rStyle w:val="NormalTok"/>
+                    </w:rPr>
+                    <w:t xml:space="preserve"> </w:t>
+                  </w:r>
+                  <w:r>
+                    <w:rPr>
                       <w:rStyle w:val="FunctionTok"/>
                     </w:rPr>
                     <w:t xml:space="preserve">hat</w:t>
@@ -7852,7 +7945,16 @@
                     <w:rPr>
                       <w:rStyle w:val="NormalTok"/>
                     </w:rPr>
-                    <w:t xml:space="preserve">(Q)(p))) </w:t>
+                    <w:t xml:space="preserve">(Q)(p))</w:t>
+                  </w:r>
+                  <w:r>
+                    <w:br/>
+                  </w:r>
+                  <w:r>
+                    <w:rPr>
+                      <w:rStyle w:val="NormalTok"/>
+                    </w:rPr>
+                    <w:t xml:space="preserve">  ) </w:t>
                   </w:r>
                   <w:r>
                     <w:rPr>
